--- a/AssetManagement/Client/wwwroot/Private/ReleivingLetterCIS.docx
+++ b/AssetManagement/Client/wwwroot/Private/ReleivingLetterCIS.docx
@@ -43,25 +43,7 @@
           <w:sz w:val="24"/>
           <w:szCs w:val="24"/>
         </w:rPr>
-        <w:t>{</w:t>
-      </w:r>
-      <w:proofErr w:type="spellStart"/>
-      <w:r>
-        <w:rPr>
-          <w:rFonts w:ascii="Times New Roman" w:eastAsia="Times New Roman" w:hAnsi="Times New Roman" w:cs="Times New Roman"/>
-          <w:sz w:val="24"/>
-          <w:szCs w:val="24"/>
-        </w:rPr>
-        <w:t>LetterDate</w:t>
-      </w:r>
-      <w:proofErr w:type="spellEnd"/>
-      <w:r>
-        <w:rPr>
-          <w:rFonts w:ascii="Times New Roman" w:eastAsia="Times New Roman" w:hAnsi="Times New Roman" w:cs="Times New Roman"/>
-          <w:sz w:val="24"/>
-          <w:szCs w:val="24"/>
-        </w:rPr>
-        <w:t>}</w:t>
+        <w:t>{LetterDate}</w:t>
       </w:r>
     </w:p>
     <w:p>
@@ -113,25 +95,7 @@
           <w:sz w:val="24"/>
           <w:szCs w:val="24"/>
         </w:rPr>
-        <w:t>{</w:t>
-      </w:r>
-      <w:proofErr w:type="spellStart"/>
-      <w:r>
-        <w:rPr>
-          <w:rFonts w:ascii="Times New Roman" w:eastAsia="Times New Roman" w:hAnsi="Times New Roman" w:cs="Times New Roman"/>
-          <w:sz w:val="24"/>
-          <w:szCs w:val="24"/>
-        </w:rPr>
-        <w:t>EmployeeName</w:t>
-      </w:r>
-      <w:proofErr w:type="spellEnd"/>
-      <w:r>
-        <w:rPr>
-          <w:rFonts w:ascii="Times New Roman" w:eastAsia="Times New Roman" w:hAnsi="Times New Roman" w:cs="Times New Roman"/>
-          <w:sz w:val="24"/>
-          <w:szCs w:val="24"/>
-        </w:rPr>
-        <w:t>}</w:t>
+        <w:t>{EmployeeName}</w:t>
       </w:r>
     </w:p>
     <w:p>
@@ -297,123 +261,67 @@
           <w:sz w:val="24"/>
           <w:szCs w:val="24"/>
         </w:rPr>
-        <w:t>Dear {</w:t>
+        <w:t>Dear {EmployeeName},</w:t>
       </w:r>
-      <w:proofErr w:type="spellStart"/>
+    </w:p>
+    <w:p>
+      <w:pPr>
+        <w:pStyle w:val="BodyText"/>
+        <w:widowControl/>
+        <w:tabs>
+          <w:tab w:val="left" w:pos="3000"/>
+        </w:tabs>
+        <w:autoSpaceDE/>
+        <w:autoSpaceDN/>
+        <w:spacing w:before="39"/>
+        <w:jc w:val="both"/>
+        <w:rPr>
+          <w:rFonts w:ascii="Times New Roman" w:eastAsia="Times New Roman" w:hAnsi="Times New Roman" w:cs="Times New Roman"/>
+          <w:sz w:val="24"/>
+          <w:szCs w:val="24"/>
+        </w:rPr>
+      </w:pPr>
+    </w:p>
+    <w:p>
+      <w:pPr>
+        <w:pStyle w:val="BodyText"/>
+        <w:widowControl/>
+        <w:tabs>
+          <w:tab w:val="left" w:pos="3000"/>
+        </w:tabs>
+        <w:autoSpaceDE/>
+        <w:autoSpaceDN/>
+        <w:spacing w:before="39"/>
+        <w:jc w:val="both"/>
+        <w:rPr>
+          <w:rFonts w:ascii="Times New Roman" w:eastAsia="Times New Roman" w:hAnsi="Times New Roman" w:cs="Times New Roman"/>
+          <w:sz w:val="24"/>
+          <w:szCs w:val="24"/>
+        </w:rPr>
+      </w:pPr>
       <w:r>
         <w:rPr>
           <w:rFonts w:ascii="Times New Roman" w:eastAsia="Times New Roman" w:hAnsi="Times New Roman" w:cs="Times New Roman"/>
           <w:sz w:val="24"/>
           <w:szCs w:val="24"/>
         </w:rPr>
-        <w:t>EmployeeName</w:t>
+        <w:t>This is in reference to your resignation dated {ResignationDate}</w:t>
       </w:r>
-      <w:proofErr w:type="spellEnd"/>
       <w:r>
         <w:rPr>
           <w:rFonts w:ascii="Times New Roman" w:eastAsia="Times New Roman" w:hAnsi="Times New Roman" w:cs="Times New Roman"/>
           <w:sz w:val="24"/>
           <w:szCs w:val="24"/>
         </w:rPr>
-        <w:t>},</w:t>
+        <w:t xml:space="preserve">  </w:t>
       </w:r>
-    </w:p>
-    <w:p>
-      <w:pPr>
-        <w:pStyle w:val="BodyText"/>
-        <w:widowControl/>
-        <w:tabs>
-          <w:tab w:val="left" w:pos="3000"/>
-        </w:tabs>
-        <w:autoSpaceDE/>
-        <w:autoSpaceDN/>
-        <w:spacing w:before="39"/>
-        <w:jc w:val="both"/>
-        <w:rPr>
-          <w:rFonts w:ascii="Times New Roman" w:eastAsia="Times New Roman" w:hAnsi="Times New Roman" w:cs="Times New Roman"/>
-          <w:sz w:val="24"/>
-          <w:szCs w:val="24"/>
-        </w:rPr>
-      </w:pPr>
-    </w:p>
-    <w:p>
-      <w:pPr>
-        <w:pStyle w:val="BodyText"/>
-        <w:widowControl/>
-        <w:tabs>
-          <w:tab w:val="left" w:pos="3000"/>
-        </w:tabs>
-        <w:autoSpaceDE/>
-        <w:autoSpaceDN/>
-        <w:spacing w:before="39"/>
-        <w:jc w:val="both"/>
-        <w:rPr>
-          <w:rFonts w:ascii="Times New Roman" w:eastAsia="Times New Roman" w:hAnsi="Times New Roman" w:cs="Times New Roman"/>
-          <w:sz w:val="24"/>
-          <w:szCs w:val="24"/>
-        </w:rPr>
-      </w:pPr>
       <w:r>
         <w:rPr>
           <w:rFonts w:ascii="Times New Roman" w:eastAsia="Times New Roman" w:hAnsi="Times New Roman" w:cs="Times New Roman"/>
           <w:sz w:val="24"/>
           <w:szCs w:val="24"/>
         </w:rPr>
-        <w:t>This is in reference to your resignation dated {</w:t>
-      </w:r>
-      <w:proofErr w:type="spellStart"/>
-      <w:r>
-        <w:rPr>
-          <w:rFonts w:ascii="Times New Roman" w:eastAsia="Times New Roman" w:hAnsi="Times New Roman" w:cs="Times New Roman"/>
-          <w:sz w:val="24"/>
-          <w:szCs w:val="24"/>
-        </w:rPr>
-        <w:t>ResignationDate</w:t>
-      </w:r>
-      <w:proofErr w:type="spellEnd"/>
-      <w:r>
-        <w:rPr>
-          <w:rFonts w:ascii="Times New Roman" w:eastAsia="Times New Roman" w:hAnsi="Times New Roman" w:cs="Times New Roman"/>
-          <w:sz w:val="24"/>
-          <w:szCs w:val="24"/>
-        </w:rPr>
-        <w:t>} wherein you had requested to be relieved from your services on {</w:t>
-      </w:r>
-      <w:proofErr w:type="spellStart"/>
-      <w:r>
-        <w:rPr>
-          <w:rFonts w:ascii="Times New Roman" w:eastAsia="Times New Roman" w:hAnsi="Times New Roman" w:cs="Times New Roman"/>
-          <w:sz w:val="24"/>
-          <w:szCs w:val="24"/>
-        </w:rPr>
-        <w:t>RelievedDate</w:t>
-      </w:r>
-      <w:proofErr w:type="spellEnd"/>
-      <w:r>
-        <w:rPr>
-          <w:rFonts w:ascii="Times New Roman" w:eastAsia="Times New Roman" w:hAnsi="Times New Roman" w:cs="Times New Roman"/>
-          <w:sz w:val="24"/>
-          <w:szCs w:val="24"/>
-        </w:rPr>
-        <w:t>}. We wish to inform you that your resignation has been accepted and you shall be relieved from your duties as {Designation} post-serving notice period, with effect from {</w:t>
-      </w:r>
-      <w:proofErr w:type="spellStart"/>
-      <w:r>
-        <w:rPr>
-          <w:rFonts w:ascii="Times New Roman" w:eastAsia="Times New Roman" w:hAnsi="Times New Roman" w:cs="Times New Roman"/>
-          <w:sz w:val="24"/>
-          <w:szCs w:val="24"/>
-        </w:rPr>
-        <w:t>RelievedDate</w:t>
-      </w:r>
-      <w:proofErr w:type="spellEnd"/>
-      <w:r>
-        <w:rPr>
-          <w:rFonts w:ascii="Times New Roman" w:eastAsia="Times New Roman" w:hAnsi="Times New Roman" w:cs="Times New Roman"/>
-          <w:sz w:val="24"/>
-          <w:szCs w:val="24"/>
-        </w:rPr>
-        <w:t>}.</w:t>
+        <w:t>wherein you had requested to be relieved from your services on {RelievedDate}. We wish to inform you that your resignation has been accepted and you shall be relieved from your duties as {Designation} post-serving notice period, with effect from {RelievedDate}.</w:t>
       </w:r>
     </w:p>
     <w:p>
@@ -589,69 +497,33 @@
           <w:sz w:val="24"/>
           <w:szCs w:val="24"/>
         </w:rPr>
-        <w:t>{</w:t>
+        <w:t>{SignerName}</w:t>
       </w:r>
-      <w:proofErr w:type="spellStart"/>
+    </w:p>
+    <w:p>
+      <w:pPr>
+        <w:pStyle w:val="BodyText"/>
+        <w:widowControl/>
+        <w:tabs>
+          <w:tab w:val="left" w:pos="3000"/>
+        </w:tabs>
+        <w:autoSpaceDE/>
+        <w:autoSpaceDN/>
+        <w:spacing w:before="39"/>
+        <w:jc w:val="both"/>
+        <w:rPr>
+          <w:rFonts w:ascii="Times New Roman" w:eastAsia="Times New Roman" w:hAnsi="Times New Roman" w:cs="Times New Roman"/>
+          <w:sz w:val="24"/>
+          <w:szCs w:val="24"/>
+        </w:rPr>
+      </w:pPr>
       <w:r>
         <w:rPr>
           <w:rFonts w:ascii="Times New Roman" w:eastAsia="Times New Roman" w:hAnsi="Times New Roman" w:cs="Times New Roman"/>
           <w:sz w:val="24"/>
           <w:szCs w:val="24"/>
         </w:rPr>
-        <w:t>SignerName</w:t>
-      </w:r>
-      <w:proofErr w:type="spellEnd"/>
-      <w:r>
-        <w:rPr>
-          <w:rFonts w:ascii="Times New Roman" w:eastAsia="Times New Roman" w:hAnsi="Times New Roman" w:cs="Times New Roman"/>
-          <w:sz w:val="24"/>
-          <w:szCs w:val="24"/>
-        </w:rPr>
-        <w:t>}</w:t>
-      </w:r>
-    </w:p>
-    <w:p>
-      <w:pPr>
-        <w:pStyle w:val="BodyText"/>
-        <w:widowControl/>
-        <w:tabs>
-          <w:tab w:val="left" w:pos="3000"/>
-        </w:tabs>
-        <w:autoSpaceDE/>
-        <w:autoSpaceDN/>
-        <w:spacing w:before="39"/>
-        <w:jc w:val="both"/>
-        <w:rPr>
-          <w:rFonts w:ascii="Times New Roman" w:eastAsia="Times New Roman" w:hAnsi="Times New Roman" w:cs="Times New Roman"/>
-          <w:sz w:val="24"/>
-          <w:szCs w:val="24"/>
-        </w:rPr>
-      </w:pPr>
-      <w:r>
-        <w:rPr>
-          <w:rFonts w:ascii="Times New Roman" w:eastAsia="Times New Roman" w:hAnsi="Times New Roman" w:cs="Times New Roman"/>
-          <w:sz w:val="24"/>
-          <w:szCs w:val="24"/>
-        </w:rPr>
-        <w:t>({</w:t>
-      </w:r>
-      <w:proofErr w:type="spellStart"/>
-      <w:r>
-        <w:rPr>
-          <w:rFonts w:ascii="Times New Roman" w:eastAsia="Times New Roman" w:hAnsi="Times New Roman" w:cs="Times New Roman"/>
-          <w:sz w:val="24"/>
-          <w:szCs w:val="24"/>
-        </w:rPr>
-        <w:t>SignerDesignation</w:t>
-      </w:r>
-      <w:proofErr w:type="spellEnd"/>
-      <w:r>
-        <w:rPr>
-          <w:rFonts w:ascii="Times New Roman" w:eastAsia="Times New Roman" w:hAnsi="Times New Roman" w:cs="Times New Roman"/>
-          <w:sz w:val="24"/>
-          <w:szCs w:val="24"/>
-        </w:rPr>
-        <w:t>})</w:t>
+        <w:t>({SignerDesignation})</w:t>
       </w:r>
     </w:p>
     <w:sectPr>
@@ -781,23 +653,7 @@
         <w:rFonts w:ascii="Calibri" w:eastAsia="Times New Roman" w:hAnsi="Calibri" w:cs="Times New Roman"/>
         <w:b/>
       </w:rPr>
-      <w:t xml:space="preserve">Regd. Office: G-2/152,IIIRD, </w:t>
-    </w:r>
-    <w:proofErr w:type="spellStart"/>
-    <w:r>
-      <w:rPr>
-        <w:rFonts w:ascii="Calibri" w:eastAsia="Times New Roman" w:hAnsi="Calibri" w:cs="Times New Roman"/>
-        <w:b/>
-      </w:rPr>
-      <w:t>IInd</w:t>
-    </w:r>
-    <w:proofErr w:type="spellEnd"/>
-    <w:r>
-      <w:rPr>
-        <w:rFonts w:ascii="Calibri" w:eastAsia="Times New Roman" w:hAnsi="Calibri" w:cs="Times New Roman"/>
-        <w:b/>
-      </w:rPr>
-      <w:t xml:space="preserve"> Floor, Sector-16,</w:t>
+      <w:t>Regd. Office: G-2/152,IIIRD, IInd Floor, Sector-16,</w:t>
     </w:r>
   </w:p>
   <w:p>
